--- a/6 семестр/Проектирование информационных систем/Практическая работа №3/ВраженкоДО.docx
+++ b/6 семестр/Проектирование информационных систем/Практическая работа №3/ВраженкоДО.docx
@@ -18,8 +18,8 @@
       </w:tblPr>
       <w:tblGrid>
         <w:gridCol w:w="111"/>
-        <w:gridCol w:w="9486"/>
-        <w:gridCol w:w="84"/>
+        <w:gridCol w:w="9485"/>
+        <w:gridCol w:w="85"/>
       </w:tblGrid>
       <w:tr>
         <w:trPr>
@@ -28,7 +28,7 @@
         </w:trPr>
         <w:tc>
           <w:tcPr>
-            <w:tcW w:w="9597" w:type="dxa"/>
+            <w:tcW w:w="9596" w:type="dxa"/>
             <w:gridSpan w:val="2"/>
             <w:tcBorders/>
           </w:tcPr>
@@ -446,7 +446,7 @@
         </w:tc>
         <w:tc>
           <w:tcPr>
-            <w:tcW w:w="84" w:type="dxa"/>
+            <w:tcW w:w="85" w:type="dxa"/>
             <w:tcBorders/>
           </w:tcPr>
           <w:p>
@@ -1683,15 +1683,7 @@
       </w:pPr>
       <w:r>
         <w:rPr/>
-        <w:t xml:space="preserve">Целью создания </w:t>
-      </w:r>
-      <w:r>
-        <w:rPr/>
-        <w:t>п</w:t>
-      </w:r>
-      <w:r>
-        <w:rPr/>
-        <w:t>одсистемы является автоматизация процесса оповещения студентов о предстоящих занятиях для повышения своевременности и качества получаемой информации.</w:t>
+        <w:t>Целью создания подсистемы является автоматизация процесса оповещения студентов о предстоящих занятиях для повышения своевременности и качества получаемой информации.</w:t>
       </w:r>
     </w:p>
     <w:p>
@@ -1860,7 +1852,23 @@
       </w:pPr>
       <w:r>
         <w:rPr/>
-        <w:t>Была спроектирована контекстная диаграмма А-0 в нотации IDEF0. Центральный функциональный блок имеет название: «Автоматически оповещать студентов о занятиях».</w:t>
+        <w:t>Была спроектирована контекстная диаграмма А-0 в нотации IDEF0. Центральный функциональный блок имеет название: «Автоматическ</w:t>
+      </w:r>
+      <w:r>
+        <w:rPr/>
+        <w:t>ое</w:t>
+      </w:r>
+      <w:r>
+        <w:rPr/>
+        <w:t xml:space="preserve"> оповещ</w:t>
+      </w:r>
+      <w:r>
+        <w:rPr/>
+        <w:t>ение</w:t>
+      </w:r>
+      <w:r>
+        <w:rPr/>
+        <w:t xml:space="preserve"> студентов о занятиях».</w:t>
       </w:r>
     </w:p>
     <w:p>
@@ -1899,27 +1907,7 @@
           <w:szCs w:val="22"/>
           <w:lang w:val="ru-RU" w:eastAsia="en-US" w:bidi="ar-SA"/>
         </w:rPr>
-        <w:t xml:space="preserve">ые о расписании: </w:t>
-      </w:r>
-      <w:r>
-        <w:rPr>
-          <w:rFonts w:eastAsia="Calibri" w:cs="" w:cstheme="minorBidi" w:eastAsiaTheme="minorHAnsi"/>
-          <w:color w:val="auto"/>
-          <w:kern w:val="0"/>
-          <w:szCs w:val="22"/>
-          <w:lang w:val="ru-RU" w:eastAsia="en-US" w:bidi="ar-SA"/>
-        </w:rPr>
-        <w:t>и</w:t>
-      </w:r>
-      <w:r>
-        <w:rPr>
-          <w:rFonts w:eastAsia="Calibri" w:cs="" w:cstheme="minorBidi" w:eastAsiaTheme="minorHAnsi"/>
-          <w:color w:val="auto"/>
-          <w:kern w:val="0"/>
-          <w:szCs w:val="22"/>
-          <w:lang w:val="ru-RU" w:eastAsia="en-US" w:bidi="ar-SA"/>
-        </w:rPr>
-        <w:t>нформация из ИС УДС о дисциплинах, времени начала занятий, аудиториях и преподавателях.</w:t>
+        <w:t>ые о расписании: информация из ИС УДС о дисциплинах, времени начала занятий, аудиториях и преподавателях.</w:t>
       </w:r>
     </w:p>
     <w:p>
@@ -1947,15 +1935,7 @@
       </w:r>
       <w:r>
         <w:rPr/>
-        <w:t xml:space="preserve">о пользователях и подписках: </w:t>
-      </w:r>
-      <w:r>
-        <w:rPr/>
-        <w:t>и</w:t>
-      </w:r>
-      <w:r>
-        <w:rPr/>
-        <w:t>нформация о студентах, их контактных данных (email, Telegram tag) и индивидуальных настройках уведомлений (каналы, время упреждения).</w:t>
+        <w:t>о пользователях и подписках: информация о студентах, их контактных данных (email, Telegram tag) и индивидуальных настройках уведомлений (каналы, время упреждения).</w:t>
       </w:r>
     </w:p>
     <w:p>
@@ -1994,27 +1974,7 @@
           <w:szCs w:val="22"/>
           <w:lang w:val="ru-RU" w:eastAsia="en-US" w:bidi="ar-SA"/>
         </w:rPr>
-        <w:t xml:space="preserve">ика конфиденциальности (152-ФЗ): </w:t>
-      </w:r>
-      <w:r>
-        <w:rPr>
-          <w:rFonts w:eastAsia="Calibri" w:cs="" w:cstheme="minorBidi" w:eastAsiaTheme="minorHAnsi"/>
-          <w:color w:val="auto"/>
-          <w:kern w:val="0"/>
-          <w:szCs w:val="22"/>
-          <w:lang w:val="ru-RU" w:eastAsia="en-US" w:bidi="ar-SA"/>
-        </w:rPr>
-        <w:t>т</w:t>
-      </w:r>
-      <w:r>
-        <w:rPr>
-          <w:rFonts w:eastAsia="Calibri" w:cs="" w:cstheme="minorBidi" w:eastAsiaTheme="minorHAnsi"/>
-          <w:color w:val="auto"/>
-          <w:kern w:val="0"/>
-          <w:szCs w:val="22"/>
-          <w:lang w:val="ru-RU" w:eastAsia="en-US" w:bidi="ar-SA"/>
-        </w:rPr>
-        <w:t>ребования к обработке персональных данных студентов.</w:t>
+        <w:t>ика конфиденциальности (152-ФЗ): требования к обработке персональных данных студентов.</w:t>
       </w:r>
     </w:p>
     <w:p>
@@ -2044,27 +2004,7 @@
           <w:szCs w:val="22"/>
           <w:lang w:val="ru-RU" w:eastAsia="en-US" w:bidi="ar-SA"/>
         </w:rPr>
-        <w:t xml:space="preserve">Настройки администрирования: </w:t>
-      </w:r>
-      <w:r>
-        <w:rPr>
-          <w:rFonts w:eastAsia="Calibri" w:cs="" w:cstheme="minorBidi" w:eastAsiaTheme="minorHAnsi"/>
-          <w:color w:val="auto"/>
-          <w:kern w:val="0"/>
-          <w:szCs w:val="22"/>
-          <w:lang w:val="ru-RU" w:eastAsia="en-US" w:bidi="ar-SA"/>
-        </w:rPr>
-        <w:t>о</w:t>
-      </w:r>
-      <w:r>
-        <w:rPr>
-          <w:rFonts w:eastAsia="Calibri" w:cs="" w:cstheme="minorBidi" w:eastAsiaTheme="minorHAnsi"/>
-          <w:color w:val="auto"/>
-          <w:kern w:val="0"/>
-          <w:szCs w:val="22"/>
-          <w:lang w:val="ru-RU" w:eastAsia="en-US" w:bidi="ar-SA"/>
-        </w:rPr>
-        <w:t>бщие параметры работы подсистемы, задаваемые администратором (время сбора расписания, праздничные дни, список групп).</w:t>
+        <w:t>Настройки администрирования: общие параметры работы подсистемы, задаваемые администратором (время сбора расписания, праздничные дни, список групп).</w:t>
       </w:r>
     </w:p>
     <w:p>
@@ -2092,15 +2032,7 @@
       </w:r>
       <w:r>
         <w:rPr/>
-        <w:t xml:space="preserve"> планирования и интеграции: </w:t>
-      </w:r>
-      <w:r>
-        <w:rPr/>
-        <w:t>л</w:t>
-      </w:r>
-      <w:r>
-        <w:rPr/>
-        <w:t>огика работы планировщика задач и правила взаимодействия с API внешних сервисов.</w:t>
+        <w:t xml:space="preserve"> планирования и интеграции: логика работы планировщика задач и правила взаимодействия с API внешних сервисов.</w:t>
       </w:r>
     </w:p>
     <w:p>
@@ -2139,27 +2071,7 @@
           <w:szCs w:val="22"/>
           <w:lang w:val="ru-RU" w:eastAsia="en-US" w:bidi="ar-SA"/>
         </w:rPr>
-        <w:t xml:space="preserve">ммные модули Подсистемы: </w:t>
-      </w:r>
-      <w:r>
-        <w:rPr>
-          <w:rFonts w:eastAsia="Calibri" w:cs="" w:cstheme="minorBidi" w:eastAsiaTheme="minorHAnsi"/>
-          <w:color w:val="auto"/>
-          <w:kern w:val="0"/>
-          <w:szCs w:val="22"/>
-          <w:lang w:val="ru-RU" w:eastAsia="en-US" w:bidi="ar-SA"/>
-        </w:rPr>
-        <w:t>с</w:t>
-      </w:r>
-      <w:r>
-        <w:rPr>
-          <w:rFonts w:eastAsia="Calibri" w:cs="" w:cstheme="minorBidi" w:eastAsiaTheme="minorHAnsi"/>
-          <w:color w:val="auto"/>
-          <w:kern w:val="0"/>
-          <w:szCs w:val="22"/>
-          <w:lang w:val="ru-RU" w:eastAsia="en-US" w:bidi="ar-SA"/>
-        </w:rPr>
-        <w:t>овокупность всех модулей (сбора и анализа расписания, управления подписками, отправки уведомлений, логирования и отчётности, администрирования, доступа к данным, планирования задач, интеграции с внешними сервисами).</w:t>
+        <w:t>ммные модули Подсистемы: совокупность всех модулей (сбора и анализа расписания, управления подписками, отправки уведомлений, логирования и отчётности, администрирования, доступа к данным, планирования задач, интеграции с внешними сервисами).</w:t>
       </w:r>
     </w:p>
     <w:p>
@@ -2189,27 +2101,7 @@
           <w:szCs w:val="22"/>
           <w:lang w:val="ru-RU" w:eastAsia="en-US" w:bidi="ar-SA"/>
         </w:rPr>
-        <w:t xml:space="preserve">Администратор: </w:t>
-      </w:r>
-      <w:r>
-        <w:rPr>
-          <w:rFonts w:eastAsia="Calibri" w:cs="" w:cstheme="minorBidi" w:eastAsiaTheme="minorHAnsi"/>
-          <w:color w:val="auto"/>
-          <w:kern w:val="0"/>
-          <w:szCs w:val="22"/>
-          <w:lang w:val="ru-RU" w:eastAsia="en-US" w:bidi="ar-SA"/>
-        </w:rPr>
-        <w:t>с</w:t>
-      </w:r>
-      <w:r>
-        <w:rPr>
-          <w:rFonts w:eastAsia="Calibri" w:cs="" w:cstheme="minorBidi" w:eastAsiaTheme="minorHAnsi"/>
-          <w:color w:val="auto"/>
-          <w:kern w:val="0"/>
-          <w:szCs w:val="22"/>
-          <w:lang w:val="ru-RU" w:eastAsia="en-US" w:bidi="ar-SA"/>
-        </w:rPr>
-        <w:t>отрудник, отвечающий за настройку и мониторинг работы подсистемы.</w:t>
+        <w:t>Администратор: сотрудник, отвечающий за настройку и мониторинг работы подсистемы.</w:t>
       </w:r>
     </w:p>
     <w:p>
@@ -2237,15 +2129,7 @@
       </w:r>
       <w:r>
         <w:rPr/>
-        <w:t xml:space="preserve">ервисы уведомлений (FCM, SMTP, Telegram API): </w:t>
-      </w:r>
-      <w:r>
-        <w:rPr/>
-        <w:t>к</w:t>
-      </w:r>
-      <w:r>
-        <w:rPr/>
-        <w:t>аналы, через которые осуществляется доставка сообщений до пользователей.</w:t>
+        <w:t>ервисы уведомлений (FCM, SMTP, Telegram API): каналы, через которые осуществляется доставка сообщений до пользователей.</w:t>
       </w:r>
     </w:p>
     <w:p>
@@ -2284,27 +2168,7 @@
           <w:szCs w:val="22"/>
           <w:lang w:val="ru-RU" w:eastAsia="en-US" w:bidi="ar-SA"/>
         </w:rPr>
-        <w:t xml:space="preserve">лизированные уведомления: </w:t>
-      </w:r>
-      <w:r>
-        <w:rPr>
-          <w:rFonts w:eastAsia="Calibri" w:cs="" w:cstheme="minorBidi" w:eastAsiaTheme="minorHAnsi"/>
-          <w:color w:val="auto"/>
-          <w:kern w:val="0"/>
-          <w:szCs w:val="22"/>
-          <w:lang w:val="ru-RU" w:eastAsia="en-US" w:bidi="ar-SA"/>
-        </w:rPr>
-        <w:t>и</w:t>
-      </w:r>
-      <w:r>
-        <w:rPr>
-          <w:rFonts w:eastAsia="Calibri" w:cs="" w:cstheme="minorBidi" w:eastAsiaTheme="minorHAnsi"/>
-          <w:color w:val="auto"/>
-          <w:kern w:val="0"/>
-          <w:szCs w:val="22"/>
-          <w:lang w:val="ru-RU" w:eastAsia="en-US" w:bidi="ar-SA"/>
-        </w:rPr>
-        <w:t>нформационные сообщения, отправленные студентам по выбранным ими каналам.</w:t>
+        <w:t>лизированные уведомления: информационные сообщения, отправленные студентам по выбранным ими каналам.</w:t>
       </w:r>
     </w:p>
     <w:p>
@@ -2334,27 +2198,7 @@
           <w:szCs w:val="22"/>
           <w:lang w:val="ru-RU" w:eastAsia="en-US" w:bidi="ar-SA"/>
         </w:rPr>
-        <w:t xml:space="preserve">Отчеты и статистика: </w:t>
-      </w:r>
-      <w:r>
-        <w:rPr>
-          <w:rFonts w:eastAsia="Calibri" w:cs="" w:cstheme="minorBidi" w:eastAsiaTheme="minorHAnsi"/>
-          <w:color w:val="auto"/>
-          <w:kern w:val="0"/>
-          <w:szCs w:val="22"/>
-          <w:lang w:val="ru-RU" w:eastAsia="en-US" w:bidi="ar-SA"/>
-        </w:rPr>
-        <w:t>с</w:t>
-      </w:r>
-      <w:r>
-        <w:rPr>
-          <w:rFonts w:eastAsia="Calibri" w:cs="" w:cstheme="minorBidi" w:eastAsiaTheme="minorHAnsi"/>
-          <w:color w:val="auto"/>
-          <w:kern w:val="0"/>
-          <w:szCs w:val="22"/>
-          <w:lang w:val="ru-RU" w:eastAsia="en-US" w:bidi="ar-SA"/>
-        </w:rPr>
-        <w:t>водная информация о работе подсистемы (количество отправленных, успешных и ошибочных уведомлений) для администратора.</w:t>
+        <w:t>Отчеты и статистика: сводная информация о работе подсистемы (количество отправленных, успешных и ошибочных уведомлений) для администратора.</w:t>
       </w:r>
     </w:p>
     <w:p>
@@ -2382,15 +2226,7 @@
       </w:r>
       <w:r>
         <w:rPr/>
-        <w:t xml:space="preserve">ытий (логи): </w:t>
-      </w:r>
-      <w:r>
-        <w:rPr/>
-        <w:t>д</w:t>
-      </w:r>
-      <w:r>
-        <w:rPr/>
-        <w:t>етальная запись всех действий и ошибок для отладки и мониторинга.</w:t>
+        <w:t>ытий (логи): детальная запись всех действий и ошибок для отладки и мониторинга.</w:t>
       </w:r>
     </w:p>
     <w:p>
@@ -2457,7 +2293,7 @@
     </w:p>
     <w:p>
       <w:pPr>
-        <w:pStyle w:val="Style21"/>
+        <w:pStyle w:val="user7"/>
         <w:widowControl/>
         <w:suppressAutoHyphens w:val="true"/>
         <w:bidi w:val="0"/>
@@ -2588,7 +2424,7 @@
         </w:r>
         <w:r>
           <w:rPr/>
-          <w:t>4</w:t>
+          <w:t>5</w:t>
         </w:r>
         <w:r>
           <w:rPr/>
@@ -3428,29 +3264,29 @@
       <w:u w:val="single"/>
     </w:rPr>
   </w:style>
+  <w:style w:type="character" w:styleId="user" w:customStyle="1">
+    <w:name w:val="Ссылка указателя (user)"/>
+    <w:qFormat/>
+    <w:rPr/>
+  </w:style>
   <w:style w:type="character" w:styleId="Style13" w:customStyle="1">
     <w:name w:val="Ссылка указателя"/>
     <w:qFormat/>
     <w:rPr/>
   </w:style>
-  <w:style w:type="character" w:styleId="user" w:customStyle="1">
-    <w:name w:val="Ссылка указателя (user)"/>
-    <w:qFormat/>
-    <w:rPr/>
-  </w:style>
-  <w:style w:type="character" w:styleId="user1" w:customStyle="1">
-    <w:name w:val="Маркеры (user)"/>
+  <w:style w:type="character" w:styleId="Style14" w:customStyle="1">
+    <w:name w:val="Маркеры"/>
     <w:qFormat/>
     <w:rPr>
       <w:rFonts w:ascii="OpenSymbol" w:hAnsi="OpenSymbol" w:eastAsia="OpenSymbol" w:cs="OpenSymbol"/>
     </w:rPr>
   </w:style>
-  <w:style w:type="character" w:styleId="user2" w:customStyle="1">
-    <w:name w:val="Символ нумерации (user)"/>
+  <w:style w:type="character" w:styleId="Style15" w:customStyle="1">
+    <w:name w:val="Символ нумерации"/>
     <w:qFormat/>
     <w:rPr/>
   </w:style>
-  <w:style w:type="character" w:styleId="Style14" w:customStyle="1">
+  <w:style w:type="character" w:styleId="Style16" w:customStyle="1">
     <w:name w:val="Основной текст Знак"/>
     <w:basedOn w:val="DefaultParagraphFont"/>
     <w:qFormat/>
@@ -3460,7 +3296,7 @@
       <w:sz w:val="28"/>
     </w:rPr>
   </w:style>
-  <w:style w:type="paragraph" w:styleId="Style15" w:customStyle="1">
+  <w:style w:type="paragraph" w:styleId="Style17">
     <w:name w:val="Заголовок"/>
     <w:basedOn w:val="Normal"/>
     <w:next w:val="BodyText"/>
@@ -3478,7 +3314,7 @@
   <w:style w:type="paragraph" w:styleId="BodyText">
     <w:name w:val="Body Text"/>
     <w:basedOn w:val="Normal"/>
-    <w:link w:val="Style14"/>
+    <w:link w:val="Style16"/>
     <w:pPr>
       <w:spacing w:lineRule="auto" w:line="360" w:before="0" w:after="0"/>
       <w:ind w:firstLine="709"/>
@@ -3510,7 +3346,7 @@
       <w:szCs w:val="24"/>
     </w:rPr>
   </w:style>
-  <w:style w:type="paragraph" w:styleId="Style16" w:customStyle="1">
+  <w:style w:type="paragraph" w:styleId="Style18">
     <w:name w:val="Указатель"/>
     <w:basedOn w:val="Normal"/>
     <w:qFormat/>
@@ -3536,7 +3372,7 @@
       <w:szCs w:val="28"/>
     </w:rPr>
   </w:style>
-  <w:style w:type="paragraph" w:styleId="user3">
+  <w:style w:type="paragraph" w:styleId="user1" w:customStyle="1">
     <w:name w:val="Заголовок (user)"/>
     <w:basedOn w:val="Normal"/>
     <w:next w:val="BodyText"/>
@@ -3551,7 +3387,7 @@
       <w:szCs w:val="28"/>
     </w:rPr>
   </w:style>
-  <w:style w:type="paragraph" w:styleId="user4">
+  <w:style w:type="paragraph" w:styleId="user2" w:customStyle="1">
     <w:name w:val="Указатель (user)"/>
     <w:basedOn w:val="Normal"/>
     <w:qFormat/>
@@ -3573,15 +3409,15 @@
       <w:rFonts w:cs="Lucida Sans"/>
     </w:rPr>
   </w:style>
-  <w:style w:type="paragraph" w:styleId="Style17" w:customStyle="1">
-    <w:name w:val="Колонтитулы"/>
+  <w:style w:type="paragraph" w:styleId="user3" w:customStyle="1">
+    <w:name w:val="Колонтитулы (user)"/>
     <w:basedOn w:val="Normal"/>
     <w:qFormat/>
     <w:pPr/>
     <w:rPr/>
   </w:style>
-  <w:style w:type="paragraph" w:styleId="user5" w:customStyle="1">
-    <w:name w:val="Колонтитулы (user)"/>
+  <w:style w:type="paragraph" w:styleId="Style19" w:customStyle="1">
+    <w:name w:val="Колонтитулы"/>
     <w:basedOn w:val="Normal"/>
     <w:qFormat/>
     <w:pPr/>
@@ -3639,7 +3475,7 @@
   </w:style>
   <w:style w:type="paragraph" w:styleId="TOC1">
     <w:name w:val="toc 1"/>
-    <w:basedOn w:val="Style16"/>
+    <w:basedOn w:val="user2"/>
     <w:pPr>
       <w:tabs>
         <w:tab w:val="clear" w:pos="643"/>
@@ -3654,7 +3490,7 @@
   </w:style>
   <w:style w:type="paragraph" w:styleId="TOC2">
     <w:name w:val="toc 2"/>
-    <w:basedOn w:val="Style16"/>
+    <w:basedOn w:val="user2"/>
     <w:pPr>
       <w:tabs>
         <w:tab w:val="clear" w:pos="643"/>
@@ -3668,7 +3504,7 @@
   </w:style>
   <w:style w:type="paragraph" w:styleId="TOC3">
     <w:name w:val="toc 3"/>
-    <w:basedOn w:val="Style16"/>
+    <w:basedOn w:val="user2"/>
     <w:pPr>
       <w:tabs>
         <w:tab w:val="clear" w:pos="643"/>
@@ -3680,8 +3516,8 @@
     </w:pPr>
     <w:rPr/>
   </w:style>
-  <w:style w:type="paragraph" w:styleId="Style18" w:customStyle="1">
-    <w:name w:val="Содержимое таблицы"/>
+  <w:style w:type="paragraph" w:styleId="user4" w:customStyle="1">
+    <w:name w:val="Содержимое таблицы (user)"/>
     <w:basedOn w:val="Normal"/>
     <w:qFormat/>
     <w:pPr>
@@ -3691,9 +3527,9 @@
     </w:pPr>
     <w:rPr/>
   </w:style>
-  <w:style w:type="paragraph" w:styleId="Style19" w:customStyle="1">
-    <w:name w:val="Заголовок таблицы"/>
-    <w:basedOn w:val="Style18"/>
+  <w:style w:type="paragraph" w:styleId="user5" w:customStyle="1">
+    <w:name w:val="Заголовок таблицы (user)"/>
+    <w:basedOn w:val="user4"/>
     <w:qFormat/>
     <w:pPr>
       <w:jc w:val="center"/>
@@ -3701,6 +3537,18 @@
     <w:rPr>
       <w:b/>
       <w:bCs/>
+    </w:rPr>
+  </w:style>
+  <w:style w:type="paragraph" w:styleId="user6" w:customStyle="1">
+    <w:name w:val="Таблица (user)"/>
+    <w:basedOn w:val="Caption"/>
+    <w:qFormat/>
+    <w:pPr>
+      <w:keepNext w:val="true"/>
+      <w:spacing w:lineRule="auto" w:line="360" w:before="0" w:after="0"/>
+    </w:pPr>
+    <w:rPr>
+      <w:sz w:val="28"/>
     </w:rPr>
   </w:style>
   <w:style w:type="paragraph" w:styleId="Style20" w:customStyle="1">
@@ -3715,20 +3563,8 @@
       <w:sz w:val="28"/>
     </w:rPr>
   </w:style>
-  <w:style w:type="paragraph" w:styleId="user6" w:customStyle="1">
-    <w:name w:val="Таблица (user)"/>
-    <w:basedOn w:val="Caption"/>
-    <w:qFormat/>
-    <w:pPr>
-      <w:keepNext w:val="true"/>
-      <w:spacing w:lineRule="auto" w:line="360" w:before="0" w:after="0"/>
-    </w:pPr>
-    <w:rPr>
-      <w:sz w:val="28"/>
-    </w:rPr>
-  </w:style>
-  <w:style w:type="paragraph" w:styleId="user7" w:customStyle="1">
-    <w:name w:val="Содержимое таблицы (user)"/>
+  <w:style w:type="paragraph" w:styleId="Style21" w:customStyle="1">
+    <w:name w:val="Содержимое таблицы"/>
     <w:basedOn w:val="Normal"/>
     <w:qFormat/>
     <w:rsid w:val="00871d3e"/>
@@ -3741,42 +3577,42 @@
   </w:style>
   <w:style w:type="paragraph" w:styleId="TOC4">
     <w:name w:val="toc 4"/>
-    <w:basedOn w:val="Style16"/>
+    <w:basedOn w:val="user2"/>
     <w:pPr/>
     <w:rPr/>
   </w:style>
   <w:style w:type="paragraph" w:styleId="TOC5">
     <w:name w:val="toc 5"/>
-    <w:basedOn w:val="Style16"/>
+    <w:basedOn w:val="user2"/>
     <w:pPr/>
     <w:rPr/>
   </w:style>
   <w:style w:type="paragraph" w:styleId="TOC6">
     <w:name w:val="toc 6"/>
-    <w:basedOn w:val="Style16"/>
+    <w:basedOn w:val="user2"/>
     <w:pPr/>
     <w:rPr/>
   </w:style>
   <w:style w:type="paragraph" w:styleId="TOC7">
     <w:name w:val="toc 7"/>
-    <w:basedOn w:val="Style16"/>
+    <w:basedOn w:val="user2"/>
     <w:pPr/>
     <w:rPr/>
   </w:style>
   <w:style w:type="paragraph" w:styleId="TOC8">
     <w:name w:val="toc 8"/>
-    <w:basedOn w:val="Style16"/>
+    <w:basedOn w:val="user2"/>
     <w:pPr/>
     <w:rPr/>
   </w:style>
   <w:style w:type="paragraph" w:styleId="TOC9">
     <w:name w:val="toc 9"/>
-    <w:basedOn w:val="Style16"/>
+    <w:basedOn w:val="user2"/>
     <w:pPr/>
     <w:rPr/>
   </w:style>
-  <w:style w:type="paragraph" w:styleId="Style21">
-    <w:name w:val="Рисунок"/>
+  <w:style w:type="paragraph" w:styleId="user7">
+    <w:name w:val="Рисунок (user)"/>
     <w:basedOn w:val="Caption"/>
     <w:qFormat/>
     <w:pPr>
@@ -3788,15 +3624,15 @@
       <w:sz w:val="28"/>
     </w:rPr>
   </w:style>
-  <w:style w:type="numbering" w:styleId="Style22" w:customStyle="1">
-    <w:name w:val="Без списка"/>
+  <w:style w:type="numbering" w:styleId="user8" w:customStyle="1">
+    <w:name w:val="Без списка (user)"/>
     <w:uiPriority w:val="99"/>
     <w:semiHidden/>
     <w:unhideWhenUsed/>
     <w:qFormat/>
   </w:style>
-  <w:style w:type="numbering" w:styleId="user8" w:customStyle="1">
-    <w:name w:val="Без списка (user)"/>
+  <w:style w:type="numbering" w:styleId="Style22" w:customStyle="1">
+    <w:name w:val="Без списка"/>
     <w:uiPriority w:val="99"/>
     <w:semiHidden/>
     <w:unhideWhenUsed/>
